--- a/baocao/nhóm4 (2) (1).docx
+++ b/baocao/nhóm4 (2) (1).docx
@@ -20138,6 +20138,9 @@
     <w:p>
       <w:pPr>
         <w:jc w:val="both"/>
+        <w:rPr>
+          <w:lang w:val="vi-VN"/>
+        </w:rPr>
       </w:pPr>
       <w:r>
         <w:rPr>
@@ -20149,16 +20152,25 @@
     <w:p>
       <w:pPr>
         <w:jc w:val="both"/>
-      </w:pPr>
-    </w:p>
-    <w:p>
-      <w:pPr>
-        <w:jc w:val="both"/>
-      </w:pPr>
-    </w:p>
-    <w:p>
-      <w:pPr>
-        <w:jc w:val="both"/>
+        <w:rPr>
+          <w:lang w:val="vi-VN"/>
+        </w:rPr>
+      </w:pPr>
+    </w:p>
+    <w:p>
+      <w:pPr>
+        <w:jc w:val="both"/>
+        <w:rPr>
+          <w:lang w:val="vi-VN"/>
+        </w:rPr>
+      </w:pPr>
+    </w:p>
+    <w:p>
+      <w:pPr>
+        <w:jc w:val="both"/>
+        <w:rPr>
+          <w:lang w:val="vi-VN"/>
+        </w:rPr>
       </w:pPr>
     </w:p>
     <w:p>
@@ -20184,6 +20196,9 @@
       <w:pPr>
         <w:ind w:firstLine="720"/>
         <w:jc w:val="both"/>
+        <w:rPr>
+          <w:lang w:val="vi-VN"/>
+        </w:rPr>
       </w:pPr>
       <w:r>
         <w:rPr>
@@ -20198,9 +20213,12 @@
         <w:jc w:val="center"/>
       </w:pPr>
       <w:r>
+        <w:rPr>
+          <w:noProof/>
+        </w:rPr>
         <w:drawing>
-          <wp:inline distT="0" distB="0" distL="0" distR="0" wp14:anchorId="4A106879" wp14:editId="7284D82C">
-            <wp:extent cx="2753109" cy="5144218"/>
+          <wp:inline distT="0" distB="0" distL="0" distR="0" wp14:anchorId="4A106879" wp14:editId="76C7F7C5">
+            <wp:extent cx="2734056" cy="5144218"/>
             <wp:effectExtent l="0" t="0" r="9525" b="0"/>
             <wp:docPr id="1906718364" name="Picture 1"/>
             <wp:cNvGraphicFramePr>
@@ -20210,11 +20228,17 @@
               <a:graphicData uri="http://schemas.openxmlformats.org/drawingml/2006/picture">
                 <pic:pic xmlns:pic="http://schemas.openxmlformats.org/drawingml/2006/picture">
                   <pic:nvPicPr>
-                    <pic:cNvPr id="1906718364" name=""/>
+                    <pic:cNvPr id="1906718364" name="Picture 1"/>
                     <pic:cNvPicPr/>
                   </pic:nvPicPr>
                   <pic:blipFill>
-                    <a:blip r:embed="rId14"/>
+                    <a:blip r:embed="rId14">
+                      <a:extLst>
+                        <a:ext uri="{28A0092B-C50C-407E-A947-70E740481C1C}">
+                          <a14:useLocalDpi xmlns:a14="http://schemas.microsoft.com/office/drawing/2010/main" val="0"/>
+                        </a:ext>
+                      </a:extLst>
+                    </a:blip>
                     <a:stretch>
                       <a:fillRect/>
                     </a:stretch>
@@ -20222,7 +20246,7 @@
                   <pic:spPr>
                     <a:xfrm>
                       <a:off x="0" y="0"/>
-                      <a:ext cx="2753109" cy="5144218"/>
+                      <a:ext cx="2734056" cy="5144218"/>
                     </a:xfrm>
                     <a:prstGeom prst="rect">
                       <a:avLst/>
@@ -20334,6 +20358,9 @@
         <w:jc w:val="center"/>
       </w:pPr>
       <w:r>
+        <w:rPr>
+          <w:noProof/>
+        </w:rPr>
         <w:drawing>
           <wp:inline distT="0" distB="0" distL="0" distR="0" wp14:anchorId="47DC473E" wp14:editId="68A5F581">
             <wp:extent cx="2724530" cy="5172797"/>
@@ -20558,6 +20585,9 @@
     <w:p>
       <w:pPr>
         <w:jc w:val="both"/>
+        <w:rPr>
+          <w:lang w:val="vi-VN"/>
+        </w:rPr>
       </w:pPr>
       <w:r>
         <w:rPr>
@@ -20571,10 +20601,13 @@
         <w:jc w:val="center"/>
       </w:pPr>
       <w:r>
+        <w:rPr>
+          <w:noProof/>
+        </w:rPr>
         <w:drawing>
-          <wp:inline distT="0" distB="0" distL="0" distR="0" wp14:anchorId="05A4E27B" wp14:editId="21913F29">
-            <wp:extent cx="2715004" cy="5163271"/>
-            <wp:effectExtent l="0" t="0" r="9525" b="0"/>
+          <wp:inline distT="0" distB="0" distL="0" distR="0" wp14:anchorId="05A4E27B" wp14:editId="4C0802C0">
+            <wp:extent cx="2647349" cy="5163271"/>
+            <wp:effectExtent l="0" t="0" r="635" b="0"/>
             <wp:docPr id="1243844399" name="Picture 1"/>
             <wp:cNvGraphicFramePr>
               <a:graphicFrameLocks xmlns:a="http://schemas.openxmlformats.org/drawingml/2006/main" noChangeAspect="1"/>
@@ -20583,11 +20616,17 @@
               <a:graphicData uri="http://schemas.openxmlformats.org/drawingml/2006/picture">
                 <pic:pic xmlns:pic="http://schemas.openxmlformats.org/drawingml/2006/picture">
                   <pic:nvPicPr>
-                    <pic:cNvPr id="1243844399" name=""/>
+                    <pic:cNvPr id="1243844399" name="Picture 1"/>
                     <pic:cNvPicPr/>
                   </pic:nvPicPr>
                   <pic:blipFill>
-                    <a:blip r:embed="rId16"/>
+                    <a:blip r:embed="rId16">
+                      <a:extLst>
+                        <a:ext uri="{28A0092B-C50C-407E-A947-70E740481C1C}">
+                          <a14:useLocalDpi xmlns:a14="http://schemas.microsoft.com/office/drawing/2010/main" val="0"/>
+                        </a:ext>
+                      </a:extLst>
+                    </a:blip>
                     <a:stretch>
                       <a:fillRect/>
                     </a:stretch>
@@ -20595,7 +20634,7 @@
                   <pic:spPr>
                     <a:xfrm>
                       <a:off x="0" y="0"/>
-                      <a:ext cx="2715004" cy="5163271"/>
+                      <a:ext cx="2647349" cy="5163271"/>
                     </a:xfrm>
                     <a:prstGeom prst="rect">
                       <a:avLst/>
@@ -20611,111 +20650,14 @@
     <w:p>
       <w:pPr>
         <w:jc w:val="center"/>
-        <w:rPr>
-          <w:b/>
-          <w:bCs/>
-          <w:i/>
-          <w:iCs/>
-        </w:rPr>
-      </w:pPr>
-      <w:r>
-        <w:rPr>
-          <w:b/>
-          <w:bCs/>
-          <w:i/>
-          <w:iCs/>
-          <w:lang w:val="vi-VN"/>
-        </w:rPr>
-        <w:t>Hình 4.</w:t>
-      </w:r>
-      <w:r>
-        <w:rPr>
-          <w:b/>
-          <w:bCs/>
-          <w:i/>
-          <w:iCs/>
-        </w:rPr>
-        <w:t>3.2</w:t>
-      </w:r>
-      <w:r>
-        <w:rPr>
-          <w:b/>
-          <w:bCs/>
-          <w:i/>
-          <w:iCs/>
-          <w:lang w:val="vi-VN"/>
-        </w:rPr>
-        <w:t xml:space="preserve"> Giao diện chi tiết Anime</w:t>
-      </w:r>
-      <w:r>
-        <w:rPr>
-          <w:b/>
-          <w:bCs/>
-          <w:i/>
-          <w:iCs/>
-        </w:rPr>
-        <w:br/>
-      </w:r>
-    </w:p>
-    <w:p>
-      <w:pPr>
-        <w:rPr>
-          <w:b/>
-          <w:bCs/>
-          <w:i/>
-          <w:iCs/>
-        </w:rPr>
-      </w:pPr>
-      <w:r>
-        <w:rPr>
-          <w:b/>
-          <w:bCs/>
-          <w:i/>
-          <w:iCs/>
-        </w:rPr>
-        <w:br w:type="page"/>
-      </w:r>
-    </w:p>
-    <w:p>
-      <w:pPr>
-        <w:jc w:val="both"/>
-        <w:rPr>
-          <w:b/>
-          <w:bCs/>
-          <w:lang w:val="vi-VN"/>
-        </w:rPr>
-      </w:pPr>
-      <w:r>
-        <w:rPr>
-          <w:b/>
-          <w:bCs/>
-          <w:lang w:val="vi-VN"/>
-        </w:rPr>
+      </w:pPr>
+      <w:r>
         <w:lastRenderedPageBreak/>
-        <w:t>Giao diện danh sách yêu thích</w:t>
-      </w:r>
-    </w:p>
-    <w:p>
-      <w:pPr>
-        <w:jc w:val="both"/>
-      </w:pPr>
-      <w:r>
-        <w:rPr>
-          <w:lang w:val="vi-VN"/>
-        </w:rPr>
-        <w:t>Màn hình Favorite hiển thị các Anime mà người dùng đã lưu vào danh sách yêu thích.</w:t>
-      </w:r>
-    </w:p>
-    <w:p>
-      <w:pPr>
-        <w:jc w:val="center"/>
-      </w:pPr>
-      <w:r>
         <w:drawing>
-          <wp:inline distT="0" distB="0" distL="0" distR="0" wp14:anchorId="703674A9" wp14:editId="74265C2C">
-            <wp:extent cx="2753109" cy="5182323"/>
-            <wp:effectExtent l="0" t="0" r="9525" b="0"/>
-            <wp:docPr id="102799909" name="Picture 1"/>
+          <wp:inline distT="0" distB="0" distL="0" distR="0" wp14:anchorId="5FB159E8" wp14:editId="31D2FDA6">
+            <wp:extent cx="2724530" cy="5210902"/>
+            <wp:effectExtent l="0" t="0" r="0" b="8890"/>
+            <wp:docPr id="1921921538" name="Picture 1"/>
             <wp:cNvGraphicFramePr>
               <a:graphicFrameLocks xmlns:a="http://schemas.openxmlformats.org/drawingml/2006/main" noChangeAspect="1"/>
             </wp:cNvGraphicFramePr>
@@ -20723,7 +20665,7 @@
               <a:graphicData uri="http://schemas.openxmlformats.org/drawingml/2006/picture">
                 <pic:pic xmlns:pic="http://schemas.openxmlformats.org/drawingml/2006/picture">
                   <pic:nvPicPr>
-                    <pic:cNvPr id="102799909" name=""/>
+                    <pic:cNvPr id="1921921538" name=""/>
                     <pic:cNvPicPr/>
                   </pic:nvPicPr>
                   <pic:blipFill>
@@ -20735,7 +20677,7 @@
                   <pic:spPr>
                     <a:xfrm>
                       <a:off x="0" y="0"/>
-                      <a:ext cx="2753109" cy="5182323"/>
+                      <a:ext cx="2724530" cy="5210902"/>
                     </a:xfrm>
                     <a:prstGeom prst="rect">
                       <a:avLst/>
@@ -20752,29 +20694,21 @@
       <w:pPr>
         <w:jc w:val="center"/>
         <w:rPr>
-          <w:i/>
-          <w:iCs/>
-          <w:lang w:val="vi-VN"/>
-        </w:rPr>
-      </w:pPr>
-      <w:r>
-        <w:rPr>
           <w:b/>
           <w:bCs/>
           <w:i/>
           <w:iCs/>
-          <w:lang w:val="vi-VN"/>
-        </w:rPr>
-        <w:t>Hình 4.</w:t>
-      </w:r>
+        </w:rPr>
+      </w:pPr>
       <w:r>
         <w:rPr>
           <w:b/>
           <w:bCs/>
           <w:i/>
           <w:iCs/>
-        </w:rPr>
-        <w:t>3.3</w:t>
+          <w:lang w:val="vi-VN"/>
+        </w:rPr>
+        <w:t>Hình 4.</w:t>
       </w:r>
       <w:r>
         <w:rPr>
@@ -20782,14 +20716,515 @@
           <w:bCs/>
           <w:i/>
           <w:iCs/>
-          <w:lang w:val="vi-VN"/>
-        </w:rPr>
-        <w:t xml:space="preserve"> Giao diện danh sách Anime yêu thích</w:t>
-      </w:r>
-      <w:r>
-        <w:rPr>
+        </w:rPr>
+        <w:t>3.2</w:t>
+      </w:r>
+      <w:r>
+        <w:rPr>
+          <w:b/>
+          <w:bCs/>
           <w:i/>
           <w:iCs/>
+          <w:lang w:val="vi-VN"/>
+        </w:rPr>
+        <w:t xml:space="preserve"> Giao diện chi tiết Anime</w:t>
+      </w:r>
+      <w:r>
+        <w:rPr>
+          <w:b/>
+          <w:bCs/>
+          <w:i/>
+          <w:iCs/>
+        </w:rPr>
+        <w:br/>
+      </w:r>
+    </w:p>
+    <w:p>
+      <w:pPr>
+        <w:rPr>
+          <w:b/>
+          <w:bCs/>
+          <w:i/>
+          <w:iCs/>
+        </w:rPr>
+      </w:pPr>
+      <w:r>
+        <w:rPr>
+          <w:b/>
+          <w:bCs/>
+          <w:i/>
+          <w:iCs/>
+        </w:rPr>
+        <w:br w:type="page"/>
+      </w:r>
+    </w:p>
+    <w:p>
+      <w:pPr>
+        <w:jc w:val="both"/>
+        <w:rPr>
+          <w:b/>
+          <w:bCs/>
+          <w:lang w:val="vi-VN"/>
+        </w:rPr>
+      </w:pPr>
+      <w:r>
+        <w:rPr>
+          <w:b/>
+          <w:bCs/>
+          <w:lang w:val="vi-VN"/>
+        </w:rPr>
+        <w:lastRenderedPageBreak/>
+        <w:t>Giao diện danh sách yêu thích</w:t>
+      </w:r>
+    </w:p>
+    <w:p>
+      <w:pPr>
+        <w:jc w:val="both"/>
+        <w:rPr>
+          <w:lang w:val="vi-VN"/>
+        </w:rPr>
+      </w:pPr>
+      <w:r>
+        <w:rPr>
+          <w:lang w:val="vi-VN"/>
+        </w:rPr>
+        <w:t>Màn hình Favorite hiển thị các Anime mà người dùng đã lưu vào danh sách yêu thích.</w:t>
+      </w:r>
+    </w:p>
+    <w:p>
+      <w:pPr>
+        <w:jc w:val="center"/>
+      </w:pPr>
+      <w:r>
+        <w:rPr>
+          <w:noProof/>
+        </w:rPr>
+        <w:drawing>
+          <wp:inline distT="0" distB="0" distL="0" distR="0" wp14:anchorId="703674A9" wp14:editId="7360DDCC">
+            <wp:extent cx="2753109" cy="5134690"/>
+            <wp:effectExtent l="0" t="0" r="9525" b="0"/>
+            <wp:docPr id="102799909" name="Picture 1"/>
+            <wp:cNvGraphicFramePr>
+              <a:graphicFrameLocks xmlns:a="http://schemas.openxmlformats.org/drawingml/2006/main" noChangeAspect="1"/>
+            </wp:cNvGraphicFramePr>
+            <a:graphic xmlns:a="http://schemas.openxmlformats.org/drawingml/2006/main">
+              <a:graphicData uri="http://schemas.openxmlformats.org/drawingml/2006/picture">
+                <pic:pic xmlns:pic="http://schemas.openxmlformats.org/drawingml/2006/picture">
+                  <pic:nvPicPr>
+                    <pic:cNvPr id="102799909" name="Picture 1"/>
+                    <pic:cNvPicPr/>
+                  </pic:nvPicPr>
+                  <pic:blipFill>
+                    <a:blip r:embed="rId18">
+                      <a:extLst>
+                        <a:ext uri="{28A0092B-C50C-407E-A947-70E740481C1C}">
+                          <a14:useLocalDpi xmlns:a14="http://schemas.microsoft.com/office/drawing/2010/main" val="0"/>
+                        </a:ext>
+                      </a:extLst>
+                    </a:blip>
+                    <a:stretch>
+                      <a:fillRect/>
+                    </a:stretch>
+                  </pic:blipFill>
+                  <pic:spPr>
+                    <a:xfrm>
+                      <a:off x="0" y="0"/>
+                      <a:ext cx="2753109" cy="5134690"/>
+                    </a:xfrm>
+                    <a:prstGeom prst="rect">
+                      <a:avLst/>
+                    </a:prstGeom>
+                  </pic:spPr>
+                </pic:pic>
+              </a:graphicData>
+            </a:graphic>
+          </wp:inline>
+        </w:drawing>
+      </w:r>
+    </w:p>
+    <w:p>
+      <w:pPr>
+        <w:jc w:val="center"/>
+        <w:rPr>
+          <w:b/>
+          <w:bCs/>
+          <w:i/>
+          <w:iCs/>
+          <w:lang w:val="vi-VN"/>
+        </w:rPr>
+      </w:pPr>
+      <w:r>
+        <w:rPr>
+          <w:b/>
+          <w:bCs/>
+          <w:i/>
+          <w:iCs/>
+          <w:lang w:val="vi-VN"/>
+        </w:rPr>
+        <w:t>Hình 4.</w:t>
+      </w:r>
+      <w:r>
+        <w:rPr>
+          <w:b/>
+          <w:bCs/>
+          <w:i/>
+          <w:iCs/>
+        </w:rPr>
+        <w:t>3.3</w:t>
+      </w:r>
+      <w:r>
+        <w:rPr>
+          <w:b/>
+          <w:bCs/>
+          <w:i/>
+          <w:iCs/>
+          <w:lang w:val="vi-VN"/>
+        </w:rPr>
+        <w:t xml:space="preserve"> Giao diện danh sách Anime yêu thích</w:t>
+      </w:r>
+    </w:p>
+    <w:p>
+      <w:pPr>
+        <w:rPr>
+          <w:b/>
+          <w:bCs/>
+          <w:i/>
+          <w:iCs/>
+          <w:lang w:val="vi-VN"/>
+        </w:rPr>
+      </w:pPr>
+      <w:r>
+        <w:rPr>
+          <w:b/>
+          <w:bCs/>
+          <w:i/>
+          <w:iCs/>
+          <w:lang w:val="vi-VN"/>
+        </w:rPr>
+        <w:br w:type="page"/>
+      </w:r>
+    </w:p>
+    <w:p>
+      <w:pPr>
+        <w:jc w:val="center"/>
+        <w:rPr>
+          <w:b/>
+          <w:bCs/>
+          <w:i/>
+          <w:iCs/>
+        </w:rPr>
+      </w:pPr>
+    </w:p>
+    <w:p>
+      <w:pPr>
+        <w:rPr>
+          <w:b/>
+          <w:bCs/>
+        </w:rPr>
+      </w:pPr>
+      <w:r>
+        <w:rPr>
+          <w:b/>
+          <w:bCs/>
+        </w:rPr>
+        <w:t>Giao diện Thông báo (Notification)</w:t>
+      </w:r>
+    </w:p>
+    <w:p>
+      <w:pPr>
+        <w:rPr>
+          <w:lang w:val="vi-VN"/>
+        </w:rPr>
+      </w:pPr>
+      <w:r>
+        <w:rPr>
+          <w:lang w:val="vi-VN"/>
+        </w:rPr>
+        <w:t xml:space="preserve">Màn hình hiển thị danh sách thông báo về các tập Anime mà người dùng đang theo dõi. </w:t>
+      </w:r>
+    </w:p>
+    <w:p>
+      <w:r>
+        <w:rPr>
+          <w:lang w:val="vi-VN"/>
+        </w:rPr>
+        <w:t>Thông tin gồm tên Anime, tập phát sóng gần nhất, thời gian phát, và countdown đến tập kế tiếp.</w:t>
+      </w:r>
+    </w:p>
+    <w:p>
+      <w:pPr>
+        <w:jc w:val="center"/>
+        <w:rPr>
+          <w:b/>
+          <w:bCs/>
+        </w:rPr>
+      </w:pPr>
+      <w:r>
+        <w:rPr>
+          <w:b/>
+          <w:bCs/>
+          <w:lang w:val="vi-VN"/>
+        </w:rPr>
+        <w:drawing>
+          <wp:inline distT="0" distB="0" distL="0" distR="0" wp14:anchorId="674432AA" wp14:editId="3E588B29">
+            <wp:extent cx="2686425" cy="5153744"/>
+            <wp:effectExtent l="0" t="0" r="0" b="8890"/>
+            <wp:docPr id="357654758" name="Picture 1"/>
+            <wp:cNvGraphicFramePr>
+              <a:graphicFrameLocks xmlns:a="http://schemas.openxmlformats.org/drawingml/2006/main" noChangeAspect="1"/>
+            </wp:cNvGraphicFramePr>
+            <a:graphic xmlns:a="http://schemas.openxmlformats.org/drawingml/2006/main">
+              <a:graphicData uri="http://schemas.openxmlformats.org/drawingml/2006/picture">
+                <pic:pic xmlns:pic="http://schemas.openxmlformats.org/drawingml/2006/picture">
+                  <pic:nvPicPr>
+                    <pic:cNvPr id="357654758" name=""/>
+                    <pic:cNvPicPr/>
+                  </pic:nvPicPr>
+                  <pic:blipFill>
+                    <a:blip r:embed="rId19"/>
+                    <a:stretch>
+                      <a:fillRect/>
+                    </a:stretch>
+                  </pic:blipFill>
+                  <pic:spPr>
+                    <a:xfrm>
+                      <a:off x="0" y="0"/>
+                      <a:ext cx="2686425" cy="5153744"/>
+                    </a:xfrm>
+                    <a:prstGeom prst="rect">
+                      <a:avLst/>
+                    </a:prstGeom>
+                  </pic:spPr>
+                </pic:pic>
+              </a:graphicData>
+            </a:graphic>
+          </wp:inline>
+        </w:drawing>
+      </w:r>
+    </w:p>
+    <w:p>
+      <w:pPr>
+        <w:jc w:val="center"/>
+        <w:rPr>
+          <w:b/>
+          <w:bCs/>
+          <w:i/>
+          <w:iCs/>
+        </w:rPr>
+      </w:pPr>
+      <w:r>
+        <w:rPr>
+          <w:noProof/>
+        </w:rPr>
+        <mc:AlternateContent>
+          <mc:Choice Requires="wps">
+            <w:drawing>
+              <wp:inline distT="0" distB="0" distL="0" distR="0" wp14:anchorId="7EB91954" wp14:editId="6E4ABD99">
+                <wp:extent cx="307975" cy="307975"/>
+                <wp:effectExtent l="0" t="0" r="0" b="0"/>
+                <wp:docPr id="895118522" name="Rectangle 2" descr="Đã tải lên ảnh"/>
+                <wp:cNvGraphicFramePr>
+                  <a:graphicFrameLocks xmlns:a="http://schemas.openxmlformats.org/drawingml/2006/main" noChangeAspect="1"/>
+                </wp:cNvGraphicFramePr>
+                <a:graphic xmlns:a="http://schemas.openxmlformats.org/drawingml/2006/main">
+                  <a:graphicData uri="http://schemas.microsoft.com/office/word/2010/wordprocessingShape">
+                    <wps:wsp>
+                      <wps:cNvSpPr>
+                        <a:spLocks noChangeAspect="1" noChangeArrowheads="1"/>
+                      </wps:cNvSpPr>
+                      <wps:spPr bwMode="auto">
+                        <a:xfrm>
+                          <a:off x="0" y="0"/>
+                          <a:ext cx="307975" cy="307975"/>
+                        </a:xfrm>
+                        <a:prstGeom prst="rect">
+                          <a:avLst/>
+                        </a:prstGeom>
+                        <a:noFill/>
+                        <a:ln>
+                          <a:noFill/>
+                        </a:ln>
+                        <a:extLst>
+                          <a:ext uri="{909E8E84-426E-40DD-AFC4-6F175D3DCCD1}">
+                            <a14:hiddenFill xmlns:a14="http://schemas.microsoft.com/office/drawing/2010/main">
+                              <a:solidFill>
+                                <a:srgbClr val="FFFFFF"/>
+                              </a:solidFill>
+                            </a14:hiddenFill>
+                          </a:ext>
+                          <a:ext uri="{91240B29-F687-4F45-9708-019B960494DF}">
+                            <a14:hiddenLine xmlns:a14="http://schemas.microsoft.com/office/drawing/2010/main" w="9525">
+                              <a:solidFill>
+                                <a:srgbClr val="000000"/>
+                              </a:solidFill>
+                              <a:miter lim="800000"/>
+                              <a:headEnd/>
+                              <a:tailEnd/>
+                            </a14:hiddenLine>
+                          </a:ext>
+                        </a:extLst>
+                      </wps:spPr>
+                      <wps:bodyPr rot="0" vert="horz" wrap="square" lIns="91440" tIns="45720" rIns="91440" bIns="45720" anchor="t" anchorCtr="0" upright="1">
+                        <a:noAutofit/>
+                      </wps:bodyPr>
+                    </wps:wsp>
+                  </a:graphicData>
+                </a:graphic>
+              </wp:inline>
+            </w:drawing>
+          </mc:Choice>
+          <mc:Fallback>
+            <w:pict>
+              <v:rect w14:anchorId="0AE4356D" id="Rectangle 2" o:spid="_x0000_s1026" alt="Đã tải lên ảnh" style="width:24.25pt;height:24.25pt;visibility:visible;mso-wrap-style:square;mso-left-percent:-10001;mso-top-percent:-10001;mso-position-horizontal:absolute;mso-position-horizontal-relative:char;mso-position-vertical:absolute;mso-position-vertical-relative:line;mso-left-percent:-10001;mso-top-percent:-10001;v-text-anchor:top" o:gfxdata="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" filled="f" stroked="f">
+                <o:lock v:ext="edit" aspectratio="t"/>
+                <w10:anchorlock/>
+              </v:rect>
+            </w:pict>
+          </mc:Fallback>
+        </mc:AlternateContent>
+      </w:r>
+      <w:r>
+        <w:rPr>
+          <w:b/>
+          <w:bCs/>
+          <w:i/>
+          <w:iCs/>
+          <w:lang w:val="vi-VN"/>
+        </w:rPr>
+        <w:t xml:space="preserve"> </w:t>
+      </w:r>
+      <w:r>
+        <w:rPr>
+          <w:b/>
+          <w:bCs/>
+          <w:i/>
+          <w:iCs/>
+          <w:lang w:val="vi-VN"/>
+        </w:rPr>
+        <w:t>Hình 4.</w:t>
+      </w:r>
+      <w:r>
+        <w:rPr>
+          <w:b/>
+          <w:bCs/>
+          <w:i/>
+          <w:iCs/>
+        </w:rPr>
+        <w:t>3.</w:t>
+      </w:r>
+      <w:r>
+        <w:rPr>
+          <w:b/>
+          <w:bCs/>
+          <w:i/>
+          <w:iCs/>
+        </w:rPr>
+        <w:t>4</w:t>
+      </w:r>
+      <w:r>
+        <w:rPr>
+          <w:b/>
+          <w:bCs/>
+          <w:i/>
+          <w:iCs/>
+          <w:lang w:val="vi-VN"/>
+        </w:rPr>
+        <w:t xml:space="preserve"> Giao diện </w:t>
+      </w:r>
+      <w:r>
+        <w:rPr>
+          <w:b/>
+          <w:bCs/>
+          <w:i/>
+          <w:iCs/>
+        </w:rPr>
+        <w:t>thông báo</w:t>
+      </w:r>
+    </w:p>
+    <w:p>
+      <w:pPr>
+        <w:jc w:val="center"/>
+        <w:rPr>
+          <w:b/>
+          <w:bCs/>
+          <w:lang w:val="vi-VN"/>
+        </w:rPr>
+      </w:pPr>
+      <w:r>
+        <w:rPr>
+          <w:noProof/>
+        </w:rPr>
+        <mc:AlternateContent>
+          <mc:Choice Requires="wps">
+            <w:drawing>
+              <wp:inline distT="0" distB="0" distL="0" distR="0" wp14:anchorId="6551BAC6" wp14:editId="7FF50F1A">
+                <wp:extent cx="307975" cy="307975"/>
+                <wp:effectExtent l="0" t="0" r="0" b="0"/>
+                <wp:docPr id="1799948644" name="Rectangle 3" descr="Đã tải lên ảnh"/>
+                <wp:cNvGraphicFramePr>
+                  <a:graphicFrameLocks xmlns:a="http://schemas.openxmlformats.org/drawingml/2006/main" noChangeAspect="1"/>
+                </wp:cNvGraphicFramePr>
+                <a:graphic xmlns:a="http://schemas.openxmlformats.org/drawingml/2006/main">
+                  <a:graphicData uri="http://schemas.microsoft.com/office/word/2010/wordprocessingShape">
+                    <wps:wsp>
+                      <wps:cNvSpPr>
+                        <a:spLocks noChangeAspect="1" noChangeArrowheads="1"/>
+                      </wps:cNvSpPr>
+                      <wps:spPr bwMode="auto">
+                        <a:xfrm>
+                          <a:off x="0" y="0"/>
+                          <a:ext cx="307975" cy="307975"/>
+                        </a:xfrm>
+                        <a:prstGeom prst="rect">
+                          <a:avLst/>
+                        </a:prstGeom>
+                        <a:noFill/>
+                        <a:ln>
+                          <a:noFill/>
+                        </a:ln>
+                        <a:extLst>
+                          <a:ext uri="{909E8E84-426E-40DD-AFC4-6F175D3DCCD1}">
+                            <a14:hiddenFill xmlns:a14="http://schemas.microsoft.com/office/drawing/2010/main">
+                              <a:solidFill>
+                                <a:srgbClr val="FFFFFF"/>
+                              </a:solidFill>
+                            </a14:hiddenFill>
+                          </a:ext>
+                          <a:ext uri="{91240B29-F687-4F45-9708-019B960494DF}">
+                            <a14:hiddenLine xmlns:a14="http://schemas.microsoft.com/office/drawing/2010/main" w="9525">
+                              <a:solidFill>
+                                <a:srgbClr val="000000"/>
+                              </a:solidFill>
+                              <a:miter lim="800000"/>
+                              <a:headEnd/>
+                              <a:tailEnd/>
+                            </a14:hiddenLine>
+                          </a:ext>
+                        </a:extLst>
+                      </wps:spPr>
+                      <wps:bodyPr rot="0" vert="horz" wrap="square" lIns="91440" tIns="45720" rIns="91440" bIns="45720" anchor="t" anchorCtr="0" upright="1">
+                        <a:noAutofit/>
+                      </wps:bodyPr>
+                    </wps:wsp>
+                  </a:graphicData>
+                </a:graphic>
+              </wp:inline>
+            </w:drawing>
+          </mc:Choice>
+          <mc:Fallback>
+            <w:pict>
+              <v:rect w14:anchorId="7F1135F8" id="Rectangle 3" o:spid="_x0000_s1026" alt="Đã tải lên ảnh" style="width:24.25pt;height:24.25pt;visibility:visible;mso-wrap-style:square;mso-left-percent:-10001;mso-top-percent:-10001;mso-position-horizontal:absolute;mso-position-horizontal-relative:char;mso-position-vertical:absolute;mso-position-vertical-relative:line;mso-left-percent:-10001;mso-top-percent:-10001;v-text-anchor:top" o:gfxdata="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" filled="f" stroked="f">
+                <o:lock v:ext="edit" aspectratio="t"/>
+                <w10:anchorlock/>
+              </v:rect>
+            </w:pict>
+          </mc:Fallback>
+        </mc:AlternateContent>
+      </w:r>
+      <w:r>
+        <w:rPr>
+          <w:b/>
+          <w:bCs/>
           <w:lang w:val="vi-VN"/>
         </w:rPr>
         <w:br w:type="page"/>
@@ -27991,7 +28426,6 @@
   <w:style w:type="character" w:default="1" w:styleId="DefaultParagraphFont">
     <w:name w:val="Default Paragraph Font"/>
     <w:uiPriority w:val="1"/>
-    <w:semiHidden/>
     <w:unhideWhenUsed/>
   </w:style>
   <w:style w:type="table" w:default="1" w:styleId="TableNormal">
